--- a/Plantillas/Gasolina y Diesel.docx
+++ b/Plantillas/Gasolina y Diesel.docx
@@ -15496,6 +15496,21 @@
           <w:rFonts w:asciiTheme="minorHAnsi" w:hAnsiTheme="minorHAnsi" w:cstheme="minorHAnsi"/>
         </w:rPr>
       </w:pPr>
+    </w:p>
+    <w:p>
+      <w:r>
+        <w:t>{{foto_rostro}}</w:t>
+      </w:r>
+    </w:p>
+    <w:p>
+      <w:r>
+        <w:t>{{foto_interior}}</w:t>
+      </w:r>
+    </w:p>
+    <w:p>
+      <w:r>
+        <w:t>{{foto_exterior}}</w:t>
+      </w:r>
     </w:p>
     <w:sectPr>
       <w:footerReference w:type="default" r:id="rId13"/>
